--- a/Lnnn-Dpe/L301-AEz.docx
+++ b/Lnnn-Dpe/L301-AEz.docx
@@ -88,7 +88,45 @@
           <w:szCs w:val="26"/>
           <w:u w:color="00B050"/>
         </w:rPr>
-        <w:t xml:space="preserve">Epiphanius, Panarion, 64.70.5–17 </w:t>
+        <w:t xml:space="preserve">Epiphanius, </w:t>
+      </w:r>
+      <w:proofErr w:type="spellStart"/>
+      <w:r>
+        <w:rPr>
+          <w:rFonts w:ascii="Gentium" w:hAnsi="Gentium" w:cs="Gentium"/>
+          <w:i/>
+          <w:iCs/>
+          <w:smallCaps/>
+          <w:sz w:val="26"/>
+          <w:szCs w:val="26"/>
+          <w:u w:color="00B050"/>
+        </w:rPr>
+        <w:t>Panarion</w:t>
+      </w:r>
+      <w:proofErr w:type="spellEnd"/>
+      <w:r>
+        <w:rPr>
+          <w:rFonts w:ascii="Gentium" w:hAnsi="Gentium" w:cs="Gentium"/>
+          <w:i/>
+          <w:iCs/>
+          <w:smallCaps/>
+          <w:sz w:val="26"/>
+          <w:szCs w:val="26"/>
+          <w:u w:color="00B050"/>
+        </w:rPr>
+        <w:t>, 64.70.5–1</w:t>
+      </w:r>
+      <w:r>
+        <w:rPr>
+          <w:rFonts w:ascii="Gentium" w:hAnsi="Gentium" w:cs="Gentium"/>
+          <w:i/>
+          <w:iCs/>
+          <w:smallCaps/>
+          <w:sz w:val="26"/>
+          <w:szCs w:val="26"/>
+          <w:u w:color="00B050"/>
+        </w:rPr>
+        <w:t>7 </w:t>
       </w:r>
     </w:p>
     <w:p>
@@ -141,15 +179,7 @@
           <w:vertAlign w:val="superscript"/>
           <w:lang w:eastAsia="en-GB" w:bidi="he-IL"/>
         </w:rPr>
-        <w:t>5</w:t>
-      </w:r>
-      <w:r>
-        <w:rPr>
-          <w:rFonts w:ascii="Gentium" w:hAnsi="Gentium" w:cs="Gentium"/>
-          <w:color w:val="0070C0"/>
-          <w:lang w:eastAsia="en-GB" w:bidi="he-IL"/>
-        </w:rPr>
-        <w:t xml:space="preserve"> </w:t>
+        <w:t>5 </w:t>
       </w:r>
       <w:r>
         <w:rPr>
@@ -168,15 +198,7 @@
           <w:vertAlign w:val="superscript"/>
           <w:lang w:eastAsia="en-GB" w:bidi="he-IL"/>
         </w:rPr>
-        <w:t>6</w:t>
-      </w:r>
-      <w:r>
-        <w:rPr>
-          <w:rFonts w:ascii="Gentium" w:hAnsi="Gentium" w:cs="Gentium"/>
-          <w:color w:val="0070C0"/>
-          <w:lang w:eastAsia="en-GB" w:bidi="he-IL"/>
-        </w:rPr>
-        <w:t xml:space="preserve"> </w:t>
+        <w:t>6 </w:t>
       </w:r>
       <w:r>
         <w:rPr>
@@ -195,15 +217,7 @@
           <w:vertAlign w:val="superscript"/>
           <w:lang w:eastAsia="en-GB" w:bidi="he-IL"/>
         </w:rPr>
-        <w:t>7</w:t>
-      </w:r>
-      <w:r>
-        <w:rPr>
-          <w:rFonts w:ascii="Gentium" w:hAnsi="Gentium" w:cs="Gentium"/>
-          <w:color w:val="0070C0"/>
-          <w:lang w:eastAsia="en-GB" w:bidi="he-IL"/>
-        </w:rPr>
-        <w:t xml:space="preserve"> </w:t>
+        <w:t>7 </w:t>
       </w:r>
       <w:r>
         <w:rPr>
@@ -222,15 +236,7 @@
           <w:vertAlign w:val="superscript"/>
           <w:lang w:eastAsia="en-GB" w:bidi="he-IL"/>
         </w:rPr>
-        <w:t>8</w:t>
-      </w:r>
-      <w:r>
-        <w:rPr>
-          <w:rFonts w:ascii="Gentium" w:hAnsi="Gentium" w:cs="Gentium"/>
-          <w:color w:val="0070C0"/>
-          <w:lang w:eastAsia="en-GB" w:bidi="he-IL"/>
-        </w:rPr>
-        <w:t xml:space="preserve"> </w:t>
+        <w:t>8 </w:t>
       </w:r>
       <w:r>
         <w:rPr>
@@ -249,15 +255,7 @@
           <w:vertAlign w:val="superscript"/>
           <w:lang w:eastAsia="en-GB" w:bidi="he-IL"/>
         </w:rPr>
-        <w:t>9</w:t>
-      </w:r>
-      <w:r>
-        <w:rPr>
-          <w:rFonts w:ascii="Gentium" w:hAnsi="Gentium" w:cs="Gentium"/>
-          <w:color w:val="0070C0"/>
-          <w:lang w:eastAsia="en-GB" w:bidi="he-IL"/>
-        </w:rPr>
-        <w:t xml:space="preserve"> </w:t>
+        <w:t>9 </w:t>
       </w:r>
       <w:r>
         <w:rPr>
@@ -276,15 +274,18 @@
           <w:vertAlign w:val="superscript"/>
           <w:lang w:eastAsia="en-GB" w:bidi="he-IL"/>
         </w:rPr>
-        <w:t>10</w:t>
-      </w:r>
-      <w:r>
-        <w:rPr>
-          <w:rFonts w:ascii="Gentium" w:hAnsi="Gentium" w:cs="Gentium"/>
-          <w:color w:val="0070C0"/>
-          <w:lang w:eastAsia="en-GB" w:bidi="he-IL"/>
-        </w:rPr>
-        <w:t xml:space="preserve"> </w:t>
+        <w:t>1</w:t>
+      </w:r>
+      <w:r>
+        <w:rPr>
+          <w:rFonts w:ascii="Gentium" w:hAnsi="Gentium" w:cs="Gentium"/>
+          <w:b/>
+          <w:bCs/>
+          <w:color w:val="0070C0"/>
+          <w:vertAlign w:val="superscript"/>
+          <w:lang w:eastAsia="en-GB" w:bidi="he-IL"/>
+        </w:rPr>
+        <w:t>0 </w:t>
       </w:r>
       <w:r>
         <w:rPr>
@@ -303,15 +304,18 @@
           <w:vertAlign w:val="superscript"/>
           <w:lang w:eastAsia="en-GB" w:bidi="he-IL"/>
         </w:rPr>
-        <w:t>11</w:t>
-      </w:r>
-      <w:r>
-        <w:rPr>
-          <w:rFonts w:ascii="Gentium" w:hAnsi="Gentium" w:cs="Gentium"/>
-          <w:color w:val="0070C0"/>
-          <w:lang w:eastAsia="en-GB" w:bidi="he-IL"/>
-        </w:rPr>
-        <w:t> </w:t>
+        <w:t>1</w:t>
+      </w:r>
+      <w:r>
+        <w:rPr>
+          <w:rFonts w:ascii="Gentium" w:hAnsi="Gentium" w:cs="Gentium"/>
+          <w:b/>
+          <w:bCs/>
+          <w:color w:val="0070C0"/>
+          <w:vertAlign w:val="superscript"/>
+          <w:lang w:eastAsia="en-GB" w:bidi="he-IL"/>
+        </w:rPr>
+        <w:t>1 </w:t>
       </w:r>
       <w:r>
         <w:rPr>
@@ -330,15 +334,18 @@
           <w:vertAlign w:val="superscript"/>
           <w:lang w:eastAsia="en-GB" w:bidi="he-IL"/>
         </w:rPr>
-        <w:t>12</w:t>
-      </w:r>
-      <w:r>
-        <w:rPr>
-          <w:rFonts w:ascii="Gentium" w:hAnsi="Gentium" w:cs="Gentium"/>
-          <w:color w:val="0070C0"/>
-          <w:lang w:eastAsia="en-GB" w:bidi="he-IL"/>
-        </w:rPr>
-        <w:t> </w:t>
+        <w:t>1</w:t>
+      </w:r>
+      <w:r>
+        <w:rPr>
+          <w:rFonts w:ascii="Gentium" w:hAnsi="Gentium" w:cs="Gentium"/>
+          <w:b/>
+          <w:bCs/>
+          <w:color w:val="0070C0"/>
+          <w:vertAlign w:val="superscript"/>
+          <w:lang w:eastAsia="en-GB" w:bidi="he-IL"/>
+        </w:rPr>
+        <w:t>2 </w:t>
       </w:r>
       <w:r>
         <w:rPr>
@@ -357,15 +364,18 @@
           <w:vertAlign w:val="superscript"/>
           <w:lang w:eastAsia="en-GB" w:bidi="he-IL"/>
         </w:rPr>
-        <w:t>13</w:t>
-      </w:r>
-      <w:r>
-        <w:rPr>
-          <w:rFonts w:ascii="Gentium" w:hAnsi="Gentium" w:cs="Gentium"/>
-          <w:color w:val="0070C0"/>
-          <w:lang w:eastAsia="en-GB" w:bidi="he-IL"/>
-        </w:rPr>
-        <w:t xml:space="preserve"> </w:t>
+        <w:t>1</w:t>
+      </w:r>
+      <w:r>
+        <w:rPr>
+          <w:rFonts w:ascii="Gentium" w:hAnsi="Gentium" w:cs="Gentium"/>
+          <w:b/>
+          <w:bCs/>
+          <w:color w:val="0070C0"/>
+          <w:vertAlign w:val="superscript"/>
+          <w:lang w:eastAsia="en-GB" w:bidi="he-IL"/>
+        </w:rPr>
+        <w:t>3 </w:t>
       </w:r>
       <w:r>
         <w:rPr>
@@ -384,15 +394,18 @@
           <w:vertAlign w:val="superscript"/>
           <w:lang w:eastAsia="en-GB" w:bidi="he-IL"/>
         </w:rPr>
-        <w:t>14</w:t>
-      </w:r>
-      <w:r>
-        <w:rPr>
-          <w:rFonts w:ascii="Gentium" w:hAnsi="Gentium" w:cs="Gentium"/>
-          <w:color w:val="0070C0"/>
-          <w:lang w:eastAsia="en-GB" w:bidi="he-IL"/>
-        </w:rPr>
-        <w:t xml:space="preserve"> </w:t>
+        <w:t>1</w:t>
+      </w:r>
+      <w:r>
+        <w:rPr>
+          <w:rFonts w:ascii="Gentium" w:hAnsi="Gentium" w:cs="Gentium"/>
+          <w:b/>
+          <w:bCs/>
+          <w:color w:val="0070C0"/>
+          <w:vertAlign w:val="superscript"/>
+          <w:lang w:eastAsia="en-GB" w:bidi="he-IL"/>
+        </w:rPr>
+        <w:t>4 </w:t>
       </w:r>
       <w:r>
         <w:rPr>
@@ -411,15 +424,18 @@
           <w:vertAlign w:val="superscript"/>
           <w:lang w:eastAsia="en-GB" w:bidi="he-IL"/>
         </w:rPr>
-        <w:t>15</w:t>
-      </w:r>
-      <w:r>
-        <w:rPr>
-          <w:rFonts w:ascii="Gentium" w:hAnsi="Gentium" w:cs="Gentium"/>
-          <w:color w:val="0070C0"/>
-          <w:lang w:eastAsia="en-GB" w:bidi="he-IL"/>
-        </w:rPr>
-        <w:t xml:space="preserve"> </w:t>
+        <w:t>1</w:t>
+      </w:r>
+      <w:r>
+        <w:rPr>
+          <w:rFonts w:ascii="Gentium" w:hAnsi="Gentium" w:cs="Gentium"/>
+          <w:b/>
+          <w:bCs/>
+          <w:color w:val="0070C0"/>
+          <w:vertAlign w:val="superscript"/>
+          <w:lang w:eastAsia="en-GB" w:bidi="he-IL"/>
+        </w:rPr>
+        <w:t>5 </w:t>
       </w:r>
       <w:r>
         <w:rPr>
@@ -438,42 +454,66 @@
           <w:vertAlign w:val="superscript"/>
           <w:lang w:eastAsia="en-GB" w:bidi="he-IL"/>
         </w:rPr>
-        <w:t>16</w:t>
-      </w:r>
-      <w:r>
-        <w:rPr>
-          <w:rFonts w:ascii="Gentium" w:hAnsi="Gentium" w:cs="Gentium"/>
-          <w:color w:val="0070C0"/>
-          <w:lang w:eastAsia="en-GB" w:bidi="he-IL"/>
-        </w:rPr>
-        <w:t xml:space="preserve"> </w:t>
-      </w:r>
-      <w:r>
-        <w:rPr>
-          <w:rFonts w:ascii="Gentium" w:hAnsi="Gentium" w:cs="Gentium"/>
-          <w:color w:val="000000"/>
-          <w:lang w:eastAsia="en-GB" w:bidi="he-IL"/>
-        </w:rPr>
-        <w:t xml:space="preserve">The lame man on the one hand saying to the blind man, “Did you not carry me and lead me away?” And the blind man to the lame, “Did you yourself not become my eyes?” </w:t>
-      </w:r>
-      <w:r>
-        <w:rPr>
-          <w:rFonts w:ascii="Gentium" w:hAnsi="Gentium" w:cs="Gentium"/>
-          <w:b/>
-          <w:bCs/>
-          <w:color w:val="0070C0"/>
-          <w:vertAlign w:val="superscript"/>
-          <w:lang w:eastAsia="en-GB" w:bidi="he-IL"/>
-        </w:rPr>
-        <w:t>17</w:t>
-      </w:r>
-      <w:r>
-        <w:rPr>
-          <w:rFonts w:ascii="Gentium" w:hAnsi="Gentium" w:cs="Gentium"/>
-          <w:color w:val="0070C0"/>
-          <w:lang w:eastAsia="en-GB" w:bidi="he-IL"/>
-        </w:rPr>
-        <w:t xml:space="preserve"> </w:t>
+        <w:t>1</w:t>
+      </w:r>
+      <w:r>
+        <w:rPr>
+          <w:rFonts w:ascii="Gentium" w:hAnsi="Gentium" w:cs="Gentium"/>
+          <w:b/>
+          <w:bCs/>
+          <w:color w:val="0070C0"/>
+          <w:vertAlign w:val="superscript"/>
+          <w:lang w:eastAsia="en-GB" w:bidi="he-IL"/>
+        </w:rPr>
+        <w:t>6 </w:t>
+      </w:r>
+      <w:r>
+        <w:rPr>
+          <w:rFonts w:ascii="Gentium" w:hAnsi="Gentium" w:cs="Gentium"/>
+          <w:color w:val="000000"/>
+          <w:lang w:eastAsia="en-GB" w:bidi="he-IL"/>
+        </w:rPr>
+        <w:t xml:space="preserve">The lame man on the one hand saying to the blind man, “Did you not carry me and lead me away?” And the blind man to the lame, “Did you yourself </w:t>
+      </w:r>
+      <w:proofErr w:type="gramStart"/>
+      <w:r>
+        <w:rPr>
+          <w:rFonts w:ascii="Gentium" w:hAnsi="Gentium" w:cs="Gentium"/>
+          <w:color w:val="000000"/>
+          <w:lang w:eastAsia="en-GB" w:bidi="he-IL"/>
+        </w:rPr>
+        <w:t>not become</w:t>
+      </w:r>
+      <w:proofErr w:type="gramEnd"/>
+      <w:r>
+        <w:rPr>
+          <w:rFonts w:ascii="Gentium" w:hAnsi="Gentium" w:cs="Gentium"/>
+          <w:color w:val="000000"/>
+          <w:lang w:eastAsia="en-GB" w:bidi="he-IL"/>
+        </w:rPr>
+        <w:t xml:space="preserve"> my eyes?” </w:t>
+      </w:r>
+      <w:r>
+        <w:rPr>
+          <w:rFonts w:ascii="Gentium" w:hAnsi="Gentium" w:cs="Gentium"/>
+          <w:b/>
+          <w:bCs/>
+          <w:color w:val="0070C0"/>
+          <w:vertAlign w:val="superscript"/>
+          <w:lang w:eastAsia="en-GB" w:bidi="he-IL"/>
+        </w:rPr>
+        <w:t>1</w:t>
+      </w:r>
+      <w:r>
+        <w:rPr>
+          <w:rFonts w:ascii="Gentium" w:hAnsi="Gentium" w:cs="Gentium"/>
+          <w:b/>
+          <w:bCs/>
+          <w:color w:val="0070C0"/>
+          <w:vertAlign w:val="superscript"/>
+          <w:lang w:eastAsia="en-GB" w:bidi="he-IL"/>
+        </w:rPr>
+        <w:t>7 </w:t>
       </w:r>
       <w:r>
         <w:rPr>
@@ -550,7 +590,19 @@
           <w:szCs w:val="26"/>
           <w:u w:color="00B050"/>
         </w:rPr>
-        <w:t>1 Clement 8:4</w:t>
+        <w:t>1 </w:t>
+      </w:r>
+      <w:r>
+        <w:rPr>
+          <w:rFonts w:ascii="Gentium" w:hAnsi="Gentium" w:cs="Gentium"/>
+          <w:i/>
+          <w:iCs/>
+          <w:smallCaps/>
+          <w:sz w:val="26"/>
+          <w:szCs w:val="26"/>
+          <w:u w:color="00B050"/>
+        </w:rPr>
+        <w:t>Clement 8:4</w:t>
       </w:r>
     </w:p>
     <w:p>
@@ -604,15 +656,7 @@
           <w:vertAlign w:val="superscript"/>
           <w:lang w:eastAsia="en-GB" w:bidi="he-IL"/>
         </w:rPr>
-        <w:t>4</w:t>
-      </w:r>
-      <w:r>
-        <w:rPr>
-          <w:rFonts w:ascii="Gentium" w:hAnsi="Gentium" w:cs="Gentium"/>
-          <w:color w:val="0070C0"/>
-          <w:lang w:eastAsia="en-GB" w:bidi="he-IL"/>
-        </w:rPr>
-        <w:t xml:space="preserve"> </w:t>
+        <w:t>4 </w:t>
       </w:r>
       <w:r>
         <w:rPr>
@@ -703,15 +747,7 @@
           <w:vertAlign w:val="superscript"/>
           <w:lang w:eastAsia="en-GB" w:bidi="he-IL"/>
         </w:rPr>
-        <w:t>2</w:t>
-      </w:r>
-      <w:r>
-        <w:rPr>
-          <w:rFonts w:ascii="Gentium" w:hAnsi="Gentium" w:cs="Gentium"/>
-          <w:color w:val="0070C0"/>
-          <w:lang w:eastAsia="en-GB" w:bidi="he-IL"/>
-        </w:rPr>
-        <w:t xml:space="preserve"> </w:t>
+        <w:t>2 </w:t>
       </w:r>
       <w:r>
         <w:rPr>
@@ -802,15 +838,7 @@
           <w:vertAlign w:val="superscript"/>
           <w:lang w:eastAsia="en-GB" w:bidi="he-IL"/>
         </w:rPr>
-        <w:t>4</w:t>
-      </w:r>
-      <w:r>
-        <w:rPr>
-          <w:rFonts w:ascii="Gentium" w:hAnsi="Gentium" w:cs="Gentium"/>
-          <w:color w:val="0070C0"/>
-          <w:lang w:eastAsia="en-GB" w:bidi="he-IL"/>
-        </w:rPr>
-        <w:t xml:space="preserve"> </w:t>
+        <w:t>4 </w:t>
       </w:r>
       <w:r>
         <w:rPr>
@@ -901,15 +929,7 @@
           <w:vertAlign w:val="superscript"/>
           <w:lang w:eastAsia="en-GB" w:bidi="he-IL"/>
         </w:rPr>
-        <w:t>2</w:t>
-      </w:r>
-      <w:r>
-        <w:rPr>
-          <w:rFonts w:ascii="Gentium" w:hAnsi="Gentium" w:cs="Gentium"/>
-          <w:color w:val="0070C0"/>
-          <w:lang w:eastAsia="en-GB" w:bidi="he-IL"/>
-        </w:rPr>
-        <w:t xml:space="preserve"> </w:t>
+        <w:t>2 </w:t>
       </w:r>
       <w:r>
         <w:rPr>
@@ -1039,15 +1059,7 @@
           <w:vertAlign w:val="superscript"/>
           <w:lang w:eastAsia="en-GB" w:bidi="he-IL"/>
         </w:rPr>
-        <w:t>3</w:t>
-      </w:r>
-      <w:r>
-        <w:rPr>
-          <w:rFonts w:ascii="Gentium" w:hAnsi="Gentium" w:cs="Gentium"/>
-          <w:color w:val="0070C0"/>
-          <w:lang w:eastAsia="en-GB" w:bidi="he-IL"/>
-        </w:rPr>
-        <w:t xml:space="preserve"> </w:t>
+        <w:t>3 </w:t>
       </w:r>
       <w:r>
         <w:rPr>
@@ -1219,15 +1231,7 @@
           <w:vertAlign w:val="superscript"/>
           <w:lang w:eastAsia="en-GB" w:bidi="he-IL"/>
         </w:rPr>
-        <w:t>7</w:t>
-      </w:r>
-      <w:r>
-        <w:rPr>
-          <w:rFonts w:ascii="Gentium" w:hAnsi="Gentium" w:cs="Gentium"/>
-          <w:color w:val="0070C0"/>
-          <w:lang w:eastAsia="en-GB" w:bidi="he-IL"/>
-        </w:rPr>
-        <w:t xml:space="preserve"> </w:t>
+        <w:t>7 </w:t>
       </w:r>
       <w:r>
         <w:rPr>
@@ -1246,15 +1250,7 @@
           <w:vertAlign w:val="superscript"/>
           <w:lang w:eastAsia="en-GB" w:bidi="he-IL"/>
         </w:rPr>
-        <w:t>8</w:t>
-      </w:r>
-      <w:r>
-        <w:rPr>
-          <w:rFonts w:ascii="Gentium" w:hAnsi="Gentium" w:cs="Gentium"/>
-          <w:color w:val="0070C0"/>
-          <w:lang w:eastAsia="en-GB" w:bidi="he-IL"/>
-        </w:rPr>
-        <w:t xml:space="preserve"> </w:t>
+        <w:t>8 </w:t>
       </w:r>
       <w:r>
         <w:rPr>
@@ -1285,15 +1281,18 @@
           <w:vertAlign w:val="superscript"/>
           <w:lang w:eastAsia="en-GB" w:bidi="he-IL"/>
         </w:rPr>
-        <w:t>28</w:t>
-      </w:r>
-      <w:r>
-        <w:rPr>
-          <w:rFonts w:ascii="Gentium" w:hAnsi="Gentium" w:cs="Gentium"/>
-          <w:color w:val="0070C0"/>
-          <w:lang w:eastAsia="en-GB" w:bidi="he-IL"/>
-        </w:rPr>
-        <w:t xml:space="preserve"> </w:t>
+        <w:t>2</w:t>
+      </w:r>
+      <w:r>
+        <w:rPr>
+          <w:rFonts w:ascii="Gentium" w:hAnsi="Gentium" w:cs="Gentium"/>
+          <w:b/>
+          <w:bCs/>
+          <w:color w:val="0070C0"/>
+          <w:vertAlign w:val="superscript"/>
+          <w:lang w:eastAsia="en-GB" w:bidi="he-IL"/>
+        </w:rPr>
+        <w:t>8 </w:t>
       </w:r>
       <w:r>
         <w:rPr>
@@ -1312,15 +1311,18 @@
           <w:vertAlign w:val="superscript"/>
           <w:lang w:eastAsia="en-GB" w:bidi="he-IL"/>
         </w:rPr>
-        <w:t>29</w:t>
-      </w:r>
-      <w:r>
-        <w:rPr>
-          <w:rFonts w:ascii="Gentium" w:hAnsi="Gentium" w:cs="Gentium"/>
-          <w:color w:val="0070C0"/>
-          <w:lang w:eastAsia="en-GB" w:bidi="he-IL"/>
-        </w:rPr>
-        <w:t xml:space="preserve"> </w:t>
+        <w:t>2</w:t>
+      </w:r>
+      <w:r>
+        <w:rPr>
+          <w:rFonts w:ascii="Gentium" w:hAnsi="Gentium" w:cs="Gentium"/>
+          <w:b/>
+          <w:bCs/>
+          <w:color w:val="0070C0"/>
+          <w:vertAlign w:val="superscript"/>
+          <w:lang w:eastAsia="en-GB" w:bidi="he-IL"/>
+        </w:rPr>
+        <w:t>9 </w:t>
       </w:r>
       <w:r>
         <w:rPr>
@@ -1410,15 +1412,18 @@
           <w:vertAlign w:val="superscript"/>
           <w:lang w:eastAsia="en-GB" w:bidi="he-IL"/>
         </w:rPr>
-        <w:t>16</w:t>
-      </w:r>
-      <w:r>
-        <w:rPr>
-          <w:rFonts w:ascii="Gentium" w:hAnsi="Gentium" w:cs="Gentium"/>
-          <w:color w:val="0070C0"/>
-          <w:lang w:eastAsia="en-GB" w:bidi="he-IL"/>
-        </w:rPr>
-        <w:t xml:space="preserve"> </w:t>
+        <w:t>1</w:t>
+      </w:r>
+      <w:r>
+        <w:rPr>
+          <w:rFonts w:ascii="Gentium" w:hAnsi="Gentium" w:cs="Gentium"/>
+          <w:b/>
+          <w:bCs/>
+          <w:color w:val="0070C0"/>
+          <w:vertAlign w:val="superscript"/>
+          <w:lang w:eastAsia="en-GB" w:bidi="he-IL"/>
+        </w:rPr>
+        <w:t>6 </w:t>
       </w:r>
       <w:r>
         <w:rPr>
@@ -1519,23 +1524,31 @@
           <w:vertAlign w:val="superscript"/>
           <w:lang w:eastAsia="en-GB" w:bidi="he-IL"/>
         </w:rPr>
-        <w:t>5</w:t>
-      </w:r>
-      <w:r>
-        <w:rPr>
-          <w:rFonts w:ascii="Gentium" w:hAnsi="Gentium" w:cs="Gentium"/>
-          <w:color w:val="0070C0"/>
-          <w:lang w:eastAsia="en-GB" w:bidi="he-IL"/>
-        </w:rPr>
-        <w:t xml:space="preserve"> </w:t>
-      </w:r>
-      <w:r>
-        <w:rPr>
-          <w:rFonts w:ascii="Gentium" w:hAnsi="Gentium" w:cs="Gentium"/>
-          <w:color w:val="000000"/>
-          <w:lang w:eastAsia="en-GB" w:bidi="he-IL"/>
-        </w:rPr>
-        <w:t>For, the goodness and the loving-kindness of God, and His boundless riches, hold righteous and sinless the man who, as Ezekiel tells, repents of sins; and reckons sinful, unrighteous, and impious the man who fails away from piety and righteousness to unrighteousness and ungodliness. Wherefore also our Lord Jesus Christ said, “In whatsoever things I shall take you, in these I shall judge you.”</w:t>
+        <w:t>5 </w:t>
+      </w:r>
+      <w:r>
+        <w:rPr>
+          <w:rFonts w:ascii="Gentium" w:hAnsi="Gentium" w:cs="Gentium"/>
+          <w:color w:val="000000"/>
+          <w:lang w:eastAsia="en-GB" w:bidi="he-IL"/>
+        </w:rPr>
+        <w:t>For, the goodness and the loving-kindness of God, and His boundless riches, hold righteous and sinless the man who, as Ezekiel tells, repents of sins; and reckons sinful, unrighteous, and impious the man who fa</w:t>
+      </w:r>
+      <w:r>
+        <w:rPr>
+          <w:rFonts w:ascii="Gentium" w:hAnsi="Gentium" w:cs="Gentium"/>
+          <w:color w:val="000000"/>
+          <w:lang w:eastAsia="en-GB" w:bidi="he-IL"/>
+        </w:rPr>
+        <w:t>l</w:t>
+      </w:r>
+      <w:r>
+        <w:rPr>
+          <w:rFonts w:ascii="Gentium" w:hAnsi="Gentium" w:cs="Gentium"/>
+          <w:color w:val="000000"/>
+          <w:lang w:eastAsia="en-GB" w:bidi="he-IL"/>
+        </w:rPr>
+        <w:t>ls away from piety and righteousness to unrighteousness and ungodliness. Wherefore also our Lord Jesus Christ said, “In whatsoever things I shall take you, in these I shall judge you.”</w:t>
       </w:r>
     </w:p>
     <w:p>
@@ -1618,15 +1631,7 @@
           <w:vertAlign w:val="superscript"/>
           <w:lang w:eastAsia="en-GB" w:bidi="he-IL"/>
         </w:rPr>
-        <w:t>2</w:t>
-      </w:r>
-      <w:r>
-        <w:rPr>
-          <w:rFonts w:ascii="Gentium" w:hAnsi="Gentium" w:cs="Gentium"/>
-          <w:color w:val="0070C0"/>
-          <w:lang w:eastAsia="en-GB" w:bidi="he-IL"/>
-        </w:rPr>
-        <w:t xml:space="preserve"> </w:t>
+        <w:t>2 </w:t>
       </w:r>
       <w:r>
         <w:rPr>
@@ -1728,15 +1733,7 @@
           <w:vertAlign w:val="superscript"/>
           <w:lang w:eastAsia="en-GB" w:bidi="he-IL"/>
         </w:rPr>
-        <w:t>2</w:t>
-      </w:r>
-      <w:r>
-        <w:rPr>
-          <w:rFonts w:ascii="Gentium" w:hAnsi="Gentium" w:cs="Gentium"/>
-          <w:color w:val="0070C0"/>
-          <w:lang w:eastAsia="en-GB" w:bidi="he-IL"/>
-        </w:rPr>
-        <w:t xml:space="preserve"> </w:t>
+        <w:t>2 </w:t>
       </w:r>
       <w:r>
         <w:rPr>
@@ -1755,15 +1752,7 @@
           <w:vertAlign w:val="superscript"/>
           <w:lang w:eastAsia="en-GB" w:bidi="he-IL"/>
         </w:rPr>
-        <w:t>3</w:t>
-      </w:r>
-      <w:r>
-        <w:rPr>
-          <w:rFonts w:ascii="Gentium" w:hAnsi="Gentium" w:cs="Gentium"/>
-          <w:color w:val="0070C0"/>
-          <w:lang w:eastAsia="en-GB" w:bidi="he-IL"/>
-        </w:rPr>
-        <w:t xml:space="preserve"> </w:t>
+        <w:t>3 </w:t>
       </w:r>
       <w:r>
         <w:rPr>

--- a/Lnnn-Dpe/L301-AEz.docx
+++ b/Lnnn-Dpe/L301-AEz.docx
@@ -75,56 +75,30 @@
           <w:smallCaps/>
           <w:sz w:val="26"/>
           <w:szCs w:val="26"/>
-          <w:u w:color="00B050"/>
-        </w:rPr>
-      </w:pPr>
-      <w:r>
-        <w:rPr>
-          <w:rFonts w:ascii="Gentium" w:hAnsi="Gentium" w:cs="Gentium"/>
-          <w:i/>
-          <w:iCs/>
-          <w:smallCaps/>
-          <w:sz w:val="26"/>
-          <w:szCs w:val="26"/>
-          <w:u w:color="00B050"/>
-        </w:rPr>
-        <w:t xml:space="preserve">Epiphanius, </w:t>
-      </w:r>
-      <w:proofErr w:type="spellStart"/>
-      <w:r>
-        <w:rPr>
-          <w:rFonts w:ascii="Gentium" w:hAnsi="Gentium" w:cs="Gentium"/>
-          <w:i/>
-          <w:iCs/>
-          <w:smallCaps/>
-          <w:sz w:val="26"/>
-          <w:szCs w:val="26"/>
-          <w:u w:color="00B050"/>
-        </w:rPr>
-        <w:t>Panarion</w:t>
-      </w:r>
-      <w:proofErr w:type="spellEnd"/>
-      <w:r>
-        <w:rPr>
-          <w:rFonts w:ascii="Gentium" w:hAnsi="Gentium" w:cs="Gentium"/>
-          <w:i/>
-          <w:iCs/>
-          <w:smallCaps/>
-          <w:sz w:val="26"/>
-          <w:szCs w:val="26"/>
-          <w:u w:color="00B050"/>
-        </w:rPr>
-        <w:t>, 64.70.5–1</w:t>
-      </w:r>
-      <w:r>
-        <w:rPr>
-          <w:rFonts w:ascii="Gentium" w:hAnsi="Gentium" w:cs="Gentium"/>
-          <w:i/>
-          <w:iCs/>
-          <w:smallCaps/>
-          <w:sz w:val="26"/>
-          <w:szCs w:val="26"/>
-          <w:u w:color="00B050"/>
+          <w:u w:val="single" w:color="00B050"/>
+        </w:rPr>
+      </w:pPr>
+      <w:r>
+        <w:rPr>
+          <w:rFonts w:ascii="Gentium" w:hAnsi="Gentium" w:cs="Gentium"/>
+          <w:i/>
+          <w:iCs/>
+          <w:smallCaps/>
+          <w:sz w:val="26"/>
+          <w:szCs w:val="26"/>
+          <w:u w:val="single" w:color="00B050"/>
+        </w:rPr>
+        <w:t>Epiphanius, Panarion, 64.70.5–1</w:t>
+      </w:r>
+      <w:r>
+        <w:rPr>
+          <w:rFonts w:ascii="Gentium" w:hAnsi="Gentium" w:cs="Gentium"/>
+          <w:i/>
+          <w:iCs/>
+          <w:smallCaps/>
+          <w:sz w:val="26"/>
+          <w:szCs w:val="26"/>
+          <w:u w:val="single" w:color="00B050"/>
         </w:rPr>
         <w:t>7 </w:t>
       </w:r>
@@ -244,7 +218,23 @@
           <w:color w:val="000000"/>
           <w:lang w:eastAsia="en-GB" w:bidi="he-IL"/>
         </w:rPr>
-        <w:t xml:space="preserve">Now the king had a garden and the blind man called out from a distance to the lame man, saying, “How much would our crumb of bread have been among the crowds who were invited to the party? So come on, just as he did to us, let us retaliate (against) him.” </w:t>
+        <w:t>Now</w:t>
+      </w:r>
+      <w:r>
+        <w:rPr>
+          <w:rFonts w:ascii="Gentium" w:hAnsi="Gentium" w:cs="Gentium"/>
+          <w:color w:val="000000"/>
+          <w:lang w:eastAsia="en-GB" w:bidi="he-IL"/>
+        </w:rPr>
+        <w:t>,</w:t>
+      </w:r>
+      <w:r>
+        <w:rPr>
+          <w:rFonts w:ascii="Gentium" w:hAnsi="Gentium" w:cs="Gentium"/>
+          <w:color w:val="000000"/>
+          <w:lang w:eastAsia="en-GB" w:bidi="he-IL"/>
+        </w:rPr>
+        <w:t xml:space="preserve"> the king had a garden and the blind man called out from a distance to the lame man, saying, “How much would our crumb of bread have been among the crowds who were invited to the party? So come on, just as he did to us, let us retaliate (against) him.” </w:t>
       </w:r>
       <w:r>
         <w:rPr>
@@ -274,18 +264,7 @@
           <w:vertAlign w:val="superscript"/>
           <w:lang w:eastAsia="en-GB" w:bidi="he-IL"/>
         </w:rPr>
-        <w:t>1</w:t>
-      </w:r>
-      <w:r>
-        <w:rPr>
-          <w:rFonts w:ascii="Gentium" w:hAnsi="Gentium" w:cs="Gentium"/>
-          <w:b/>
-          <w:bCs/>
-          <w:color w:val="0070C0"/>
-          <w:vertAlign w:val="superscript"/>
-          <w:lang w:eastAsia="en-GB" w:bidi="he-IL"/>
-        </w:rPr>
-        <w:t>0 </w:t>
+        <w:t>10 </w:t>
       </w:r>
       <w:r>
         <w:rPr>
@@ -304,108 +283,144 @@
           <w:vertAlign w:val="superscript"/>
           <w:lang w:eastAsia="en-GB" w:bidi="he-IL"/>
         </w:rPr>
-        <w:t>1</w:t>
-      </w:r>
-      <w:r>
-        <w:rPr>
-          <w:rFonts w:ascii="Gentium" w:hAnsi="Gentium" w:cs="Gentium"/>
-          <w:b/>
-          <w:bCs/>
-          <w:color w:val="0070C0"/>
-          <w:vertAlign w:val="superscript"/>
-          <w:lang w:eastAsia="en-GB" w:bidi="he-IL"/>
-        </w:rPr>
-        <w:t>1 </w:t>
-      </w:r>
-      <w:r>
-        <w:rPr>
-          <w:rFonts w:ascii="Gentium" w:hAnsi="Gentium" w:cs="Gentium"/>
-          <w:color w:val="000000"/>
-          <w:lang w:eastAsia="en-GB" w:bidi="he-IL"/>
-        </w:rPr>
-        <w:t xml:space="preserve">And doing this they went down into the garden. Furthermore, whether they damaged or did not damage (anything), nevertheless the footprints were visible in the garden. </w:t>
-      </w:r>
-      <w:r>
-        <w:rPr>
-          <w:rFonts w:ascii="Gentium" w:hAnsi="Gentium" w:cs="Gentium"/>
-          <w:b/>
-          <w:bCs/>
-          <w:color w:val="0070C0"/>
-          <w:vertAlign w:val="superscript"/>
-          <w:lang w:eastAsia="en-GB" w:bidi="he-IL"/>
-        </w:rPr>
-        <w:t>1</w:t>
-      </w:r>
-      <w:r>
-        <w:rPr>
-          <w:rFonts w:ascii="Gentium" w:hAnsi="Gentium" w:cs="Gentium"/>
-          <w:b/>
-          <w:bCs/>
-          <w:color w:val="0070C0"/>
-          <w:vertAlign w:val="superscript"/>
-          <w:lang w:eastAsia="en-GB" w:bidi="he-IL"/>
-        </w:rPr>
-        <w:t>2 </w:t>
-      </w:r>
-      <w:r>
-        <w:rPr>
-          <w:rFonts w:ascii="Gentium" w:hAnsi="Gentium" w:cs="Gentium"/>
-          <w:color w:val="000000"/>
-          <w:lang w:eastAsia="en-GB" w:bidi="he-IL"/>
-        </w:rPr>
-        <w:t xml:space="preserve">Now when the partygoers dispersed from the wedding feast, going down into the garden they were amazed to find the footprints in the garden. </w:t>
-      </w:r>
-      <w:r>
-        <w:rPr>
-          <w:rFonts w:ascii="Gentium" w:hAnsi="Gentium" w:cs="Gentium"/>
-          <w:b/>
-          <w:bCs/>
-          <w:color w:val="0070C0"/>
-          <w:vertAlign w:val="superscript"/>
-          <w:lang w:eastAsia="en-GB" w:bidi="he-IL"/>
-        </w:rPr>
-        <w:t>1</w:t>
-      </w:r>
-      <w:r>
-        <w:rPr>
-          <w:rFonts w:ascii="Gentium" w:hAnsi="Gentium" w:cs="Gentium"/>
-          <w:b/>
-          <w:bCs/>
-          <w:color w:val="0070C0"/>
-          <w:vertAlign w:val="superscript"/>
-          <w:lang w:eastAsia="en-GB" w:bidi="he-IL"/>
-        </w:rPr>
-        <w:t>3 </w:t>
-      </w:r>
-      <w:r>
-        <w:rPr>
-          <w:rFonts w:ascii="Gentium" w:hAnsi="Gentium" w:cs="Gentium"/>
-          <w:color w:val="000000"/>
-          <w:lang w:eastAsia="en-GB" w:bidi="he-IL"/>
-        </w:rPr>
-        <w:t xml:space="preserve">And they reported these things to the king, saying, “Everyone in your kingdom is a soldier and no one is a civilian. So how then are there footprints of civilians in the garden?” And he was astounded. </w:t>
-      </w:r>
-      <w:r>
-        <w:rPr>
-          <w:rFonts w:ascii="Gentium" w:hAnsi="Gentium" w:cs="Gentium"/>
-          <w:b/>
-          <w:bCs/>
-          <w:color w:val="0070C0"/>
-          <w:vertAlign w:val="superscript"/>
-          <w:lang w:eastAsia="en-GB" w:bidi="he-IL"/>
-        </w:rPr>
-        <w:t>1</w:t>
-      </w:r>
-      <w:r>
-        <w:rPr>
-          <w:rFonts w:ascii="Gentium" w:hAnsi="Gentium" w:cs="Gentium"/>
-          <w:b/>
-          <w:bCs/>
-          <w:color w:val="0070C0"/>
-          <w:vertAlign w:val="superscript"/>
-          <w:lang w:eastAsia="en-GB" w:bidi="he-IL"/>
-        </w:rPr>
-        <w:t>4 </w:t>
+        <w:t>11 </w:t>
+      </w:r>
+      <w:r>
+        <w:rPr>
+          <w:rFonts w:ascii="Gentium" w:hAnsi="Gentium" w:cs="Gentium"/>
+          <w:color w:val="000000"/>
+          <w:lang w:eastAsia="en-GB" w:bidi="he-IL"/>
+        </w:rPr>
+        <w:t>And</w:t>
+      </w:r>
+      <w:r>
+        <w:rPr>
+          <w:rFonts w:ascii="Gentium" w:hAnsi="Gentium" w:cs="Gentium"/>
+          <w:color w:val="000000"/>
+          <w:lang w:eastAsia="en-GB" w:bidi="he-IL"/>
+        </w:rPr>
+        <w:t>,</w:t>
+      </w:r>
+      <w:r>
+        <w:rPr>
+          <w:rFonts w:ascii="Gentium" w:hAnsi="Gentium" w:cs="Gentium"/>
+          <w:color w:val="000000"/>
+          <w:lang w:eastAsia="en-GB" w:bidi="he-IL"/>
+        </w:rPr>
+        <w:t xml:space="preserve"> doing this</w:t>
+      </w:r>
+      <w:r>
+        <w:rPr>
+          <w:rFonts w:ascii="Gentium" w:hAnsi="Gentium" w:cs="Gentium"/>
+          <w:color w:val="000000"/>
+          <w:lang w:eastAsia="en-GB" w:bidi="he-IL"/>
+        </w:rPr>
+        <w:t>,</w:t>
+      </w:r>
+      <w:r>
+        <w:rPr>
+          <w:rFonts w:ascii="Gentium" w:hAnsi="Gentium" w:cs="Gentium"/>
+          <w:color w:val="000000"/>
+          <w:lang w:eastAsia="en-GB" w:bidi="he-IL"/>
+        </w:rPr>
+        <w:t xml:space="preserve"> they went down into the garden. Furthermore, whether they damaged or did not damage (anything), nevertheless the footprints were visible in the garden. </w:t>
+      </w:r>
+      <w:r>
+        <w:rPr>
+          <w:rFonts w:ascii="Gentium" w:hAnsi="Gentium" w:cs="Gentium"/>
+          <w:b/>
+          <w:bCs/>
+          <w:color w:val="0070C0"/>
+          <w:vertAlign w:val="superscript"/>
+          <w:lang w:eastAsia="en-GB" w:bidi="he-IL"/>
+        </w:rPr>
+        <w:t>12 </w:t>
+      </w:r>
+      <w:r>
+        <w:rPr>
+          <w:rFonts w:ascii="Gentium" w:hAnsi="Gentium" w:cs="Gentium"/>
+          <w:color w:val="000000"/>
+          <w:lang w:eastAsia="en-GB" w:bidi="he-IL"/>
+        </w:rPr>
+        <w:t>Now</w:t>
+      </w:r>
+      <w:r>
+        <w:rPr>
+          <w:rFonts w:ascii="Gentium" w:hAnsi="Gentium" w:cs="Gentium"/>
+          <w:color w:val="000000"/>
+          <w:lang w:eastAsia="en-GB" w:bidi="he-IL"/>
+        </w:rPr>
+        <w:t>,</w:t>
+      </w:r>
+      <w:r>
+        <w:rPr>
+          <w:rFonts w:ascii="Gentium" w:hAnsi="Gentium" w:cs="Gentium"/>
+          <w:color w:val="000000"/>
+          <w:lang w:eastAsia="en-GB" w:bidi="he-IL"/>
+        </w:rPr>
+        <w:t xml:space="preserve"> when the partygoers dispersed from the wedding feast, going down into the garden</w:t>
+      </w:r>
+      <w:r>
+        <w:rPr>
+          <w:rFonts w:ascii="Gentium" w:hAnsi="Gentium" w:cs="Gentium"/>
+          <w:color w:val="000000"/>
+          <w:lang w:eastAsia="en-GB" w:bidi="he-IL"/>
+        </w:rPr>
+        <w:t>,</w:t>
+      </w:r>
+      <w:r>
+        <w:rPr>
+          <w:rFonts w:ascii="Gentium" w:hAnsi="Gentium" w:cs="Gentium"/>
+          <w:color w:val="000000"/>
+          <w:lang w:eastAsia="en-GB" w:bidi="he-IL"/>
+        </w:rPr>
+        <w:t xml:space="preserve"> they were amazed to find the footprints in the garden. </w:t>
+      </w:r>
+      <w:r>
+        <w:rPr>
+          <w:rFonts w:ascii="Gentium" w:hAnsi="Gentium" w:cs="Gentium"/>
+          <w:b/>
+          <w:bCs/>
+          <w:color w:val="0070C0"/>
+          <w:vertAlign w:val="superscript"/>
+          <w:lang w:eastAsia="en-GB" w:bidi="he-IL"/>
+        </w:rPr>
+        <w:t>13 </w:t>
+      </w:r>
+      <w:r>
+        <w:rPr>
+          <w:rFonts w:ascii="Gentium" w:hAnsi="Gentium" w:cs="Gentium"/>
+          <w:color w:val="000000"/>
+          <w:lang w:eastAsia="en-GB" w:bidi="he-IL"/>
+        </w:rPr>
+        <w:t>And they reported these things to the king, saying, “Everyone in your kingdom is a soldier and no one is a civilian. So</w:t>
+      </w:r>
+      <w:r>
+        <w:rPr>
+          <w:rFonts w:ascii="Gentium" w:hAnsi="Gentium" w:cs="Gentium"/>
+          <w:color w:val="000000"/>
+          <w:lang w:eastAsia="en-GB" w:bidi="he-IL"/>
+        </w:rPr>
+        <w:t>,</w:t>
+      </w:r>
+      <w:r>
+        <w:rPr>
+          <w:rFonts w:ascii="Gentium" w:hAnsi="Gentium" w:cs="Gentium"/>
+          <w:color w:val="000000"/>
+          <w:lang w:eastAsia="en-GB" w:bidi="he-IL"/>
+        </w:rPr>
+        <w:t xml:space="preserve"> how then are there footprints of civilians in the garden?” And he was astounded. </w:t>
+      </w:r>
+      <w:r>
+        <w:rPr>
+          <w:rFonts w:ascii="Gentium" w:hAnsi="Gentium" w:cs="Gentium"/>
+          <w:b/>
+          <w:bCs/>
+          <w:color w:val="0070C0"/>
+          <w:vertAlign w:val="superscript"/>
+          <w:lang w:eastAsia="en-GB" w:bidi="he-IL"/>
+        </w:rPr>
+        <w:t>14 </w:t>
       </w:r>
       <w:r>
         <w:rPr>
@@ -424,18 +439,7 @@
           <w:vertAlign w:val="superscript"/>
           <w:lang w:eastAsia="en-GB" w:bidi="he-IL"/>
         </w:rPr>
-        <w:t>1</w:t>
-      </w:r>
-      <w:r>
-        <w:rPr>
-          <w:rFonts w:ascii="Gentium" w:hAnsi="Gentium" w:cs="Gentium"/>
-          <w:b/>
-          <w:bCs/>
-          <w:color w:val="0070C0"/>
-          <w:vertAlign w:val="superscript"/>
-          <w:lang w:eastAsia="en-GB" w:bidi="he-IL"/>
-        </w:rPr>
-        <w:t>5 </w:t>
+        <w:t>15 </w:t>
       </w:r>
       <w:r>
         <w:rPr>
@@ -454,66 +458,26 @@
           <w:vertAlign w:val="superscript"/>
           <w:lang w:eastAsia="en-GB" w:bidi="he-IL"/>
         </w:rPr>
-        <w:t>1</w:t>
-      </w:r>
-      <w:r>
-        <w:rPr>
-          <w:rFonts w:ascii="Gentium" w:hAnsi="Gentium" w:cs="Gentium"/>
-          <w:b/>
-          <w:bCs/>
-          <w:color w:val="0070C0"/>
-          <w:vertAlign w:val="superscript"/>
-          <w:lang w:eastAsia="en-GB" w:bidi="he-IL"/>
-        </w:rPr>
-        <w:t>6 </w:t>
-      </w:r>
-      <w:r>
-        <w:rPr>
-          <w:rFonts w:ascii="Gentium" w:hAnsi="Gentium" w:cs="Gentium"/>
-          <w:color w:val="000000"/>
-          <w:lang w:eastAsia="en-GB" w:bidi="he-IL"/>
-        </w:rPr>
-        <w:t xml:space="preserve">The lame man on the one hand saying to the blind man, “Did you not carry me and lead me away?” And the blind man to the lame, “Did you yourself </w:t>
-      </w:r>
-      <w:proofErr w:type="gramStart"/>
-      <w:r>
-        <w:rPr>
-          <w:rFonts w:ascii="Gentium" w:hAnsi="Gentium" w:cs="Gentium"/>
-          <w:color w:val="000000"/>
-          <w:lang w:eastAsia="en-GB" w:bidi="he-IL"/>
-        </w:rPr>
-        <w:t>not become</w:t>
-      </w:r>
-      <w:proofErr w:type="gramEnd"/>
-      <w:r>
-        <w:rPr>
-          <w:rFonts w:ascii="Gentium" w:hAnsi="Gentium" w:cs="Gentium"/>
-          <w:color w:val="000000"/>
-          <w:lang w:eastAsia="en-GB" w:bidi="he-IL"/>
-        </w:rPr>
-        <w:t xml:space="preserve"> my eyes?” </w:t>
-      </w:r>
-      <w:r>
-        <w:rPr>
-          <w:rFonts w:ascii="Gentium" w:hAnsi="Gentium" w:cs="Gentium"/>
-          <w:b/>
-          <w:bCs/>
-          <w:color w:val="0070C0"/>
-          <w:vertAlign w:val="superscript"/>
-          <w:lang w:eastAsia="en-GB" w:bidi="he-IL"/>
-        </w:rPr>
-        <w:t>1</w:t>
-      </w:r>
-      <w:r>
-        <w:rPr>
-          <w:rFonts w:ascii="Gentium" w:hAnsi="Gentium" w:cs="Gentium"/>
-          <w:b/>
-          <w:bCs/>
-          <w:color w:val="0070C0"/>
-          <w:vertAlign w:val="superscript"/>
-          <w:lang w:eastAsia="en-GB" w:bidi="he-IL"/>
-        </w:rPr>
-        <w:t>7 </w:t>
+        <w:t>16 </w:t>
+      </w:r>
+      <w:r>
+        <w:rPr>
+          <w:rFonts w:ascii="Gentium" w:hAnsi="Gentium" w:cs="Gentium"/>
+          <w:color w:val="000000"/>
+          <w:lang w:eastAsia="en-GB" w:bidi="he-IL"/>
+        </w:rPr>
+        <w:t xml:space="preserve">The lame man on the one hand saying to the blind man, “Did you not carry me and lead me away?” And the blind man to the lame, “Did you yourself not become my eyes?” </w:t>
+      </w:r>
+      <w:r>
+        <w:rPr>
+          <w:rFonts w:ascii="Gentium" w:hAnsi="Gentium" w:cs="Gentium"/>
+          <w:b/>
+          <w:bCs/>
+          <w:color w:val="0070C0"/>
+          <w:vertAlign w:val="superscript"/>
+          <w:lang w:eastAsia="en-GB" w:bidi="he-IL"/>
+        </w:rPr>
+        <w:t>17 </w:t>
       </w:r>
       <w:r>
         <w:rPr>
@@ -540,7 +504,6 @@
         <w:keepNext/>
         <w:widowControl w:val="0"/>
         <w:shd w:val="clear" w:color="auto" w:fill="FFFFFF"/>
-        <w:spacing w:before="120"/>
         <w:jc w:val="center"/>
         <w:rPr>
           <w:rFonts w:ascii="Gentium" w:hAnsi="Gentium" w:cs="Gentium"/>
@@ -577,39 +540,27 @@
           <w:smallCaps/>
           <w:sz w:val="26"/>
           <w:szCs w:val="26"/>
-          <w:u w:color="00B050"/>
-        </w:rPr>
-      </w:pPr>
-      <w:r>
-        <w:rPr>
-          <w:rFonts w:ascii="Gentium" w:hAnsi="Gentium" w:cs="Gentium"/>
-          <w:i/>
-          <w:iCs/>
-          <w:smallCaps/>
-          <w:sz w:val="26"/>
-          <w:szCs w:val="26"/>
-          <w:u w:color="00B050"/>
-        </w:rPr>
-        <w:t>1 </w:t>
-      </w:r>
-      <w:r>
-        <w:rPr>
-          <w:rFonts w:ascii="Gentium" w:hAnsi="Gentium" w:cs="Gentium"/>
-          <w:i/>
-          <w:iCs/>
-          <w:smallCaps/>
-          <w:sz w:val="26"/>
-          <w:szCs w:val="26"/>
-          <w:u w:color="00B050"/>
-        </w:rPr>
-        <w:t>Clement 8:4</w:t>
-      </w:r>
-    </w:p>
-    <w:p>
-      <w:pPr>
-        <w:keepNext/>
-        <w:widowControl w:val="0"/>
-        <w:spacing w:before="120"/>
+          <w:u w:val="single" w:color="00B050"/>
+        </w:rPr>
+      </w:pPr>
+      <w:r>
+        <w:rPr>
+          <w:rFonts w:ascii="Gentium" w:hAnsi="Gentium" w:cs="Gentium"/>
+          <w:i/>
+          <w:iCs/>
+          <w:smallCaps/>
+          <w:sz w:val="26"/>
+          <w:szCs w:val="26"/>
+          <w:u w:val="single" w:color="00B050"/>
+        </w:rPr>
+        <w:t>1 Clement 8:4</w:t>
+      </w:r>
+    </w:p>
+    <w:p>
+      <w:pPr>
+        <w:keepNext/>
+        <w:widowControl w:val="0"/>
+        <w:spacing w:before="60"/>
         <w:jc w:val="center"/>
         <w:rPr>
           <w:rFonts w:ascii="Gentium" w:hAnsi="Gentium" w:cs="Gentium"/>
@@ -664,34 +615,129 @@
           <w:color w:val="000000"/>
           <w:lang w:eastAsia="en-GB" w:bidi="he-IL"/>
         </w:rPr>
-        <w:t>… “Repent ye, O house of Israel, of your iniquity; say unto the sons of My people, Though your sins reach from the earth even unto the heaven, and though they be redder than scarlet and blacker than sackcloth, and ye turn unto Me with your whole heart and say Father, I will give ear unto you as unto a holy people.”</w:t>
-      </w:r>
-    </w:p>
-    <w:p>
-      <w:pPr>
-        <w:keepNext/>
-        <w:widowControl w:val="0"/>
-        <w:spacing w:before="120"/>
-        <w:jc w:val="center"/>
-        <w:rPr>
-          <w:rFonts w:ascii="Gentium" w:hAnsi="Gentium" w:cs="Gentium"/>
-          <w:i/>
-          <w:iCs/>
-          <w:smallCaps/>
-          <w:sz w:val="26"/>
-          <w:szCs w:val="26"/>
-          <w:u w:color="00B050"/>
-        </w:rPr>
-      </w:pPr>
-      <w:r>
-        <w:rPr>
-          <w:rFonts w:ascii="Gentium" w:hAnsi="Gentium" w:cs="Gentium"/>
-          <w:i/>
-          <w:iCs/>
-          <w:smallCaps/>
-          <w:sz w:val="26"/>
-          <w:szCs w:val="26"/>
-          <w:u w:color="00B050"/>
+        <w:t xml:space="preserve">… Repent, O house of Israel, of your iniquity; say to the sons of My people, </w:t>
+      </w:r>
+      <w:r>
+        <w:rPr>
+          <w:rFonts w:ascii="Gentium" w:hAnsi="Gentium" w:cs="Gentium"/>
+          <w:color w:val="000000"/>
+          <w:lang w:eastAsia="en-GB" w:bidi="he-IL"/>
+        </w:rPr>
+        <w:t>“</w:t>
+      </w:r>
+      <w:r>
+        <w:rPr>
+          <w:rFonts w:ascii="Gentium" w:hAnsi="Gentium" w:cs="Gentium"/>
+          <w:color w:val="000000"/>
+          <w:lang w:eastAsia="en-GB" w:bidi="he-IL"/>
+        </w:rPr>
+        <w:t xml:space="preserve">Though your sins reach from the earth even to heaven, and though they </w:t>
+      </w:r>
+      <w:r>
+        <w:rPr>
+          <w:rFonts w:ascii="Gentium" w:hAnsi="Gentium" w:cs="Gentium"/>
+          <w:color w:val="000000"/>
+          <w:lang w:eastAsia="en-GB" w:bidi="he-IL"/>
+        </w:rPr>
+        <w:t>are</w:t>
+      </w:r>
+      <w:r>
+        <w:rPr>
+          <w:rFonts w:ascii="Gentium" w:hAnsi="Gentium" w:cs="Gentium"/>
+          <w:color w:val="000000"/>
+          <w:lang w:eastAsia="en-GB" w:bidi="he-IL"/>
+        </w:rPr>
+        <w:t xml:space="preserve"> redder than scarlet and blacker than sackcloth, and </w:t>
+      </w:r>
+      <w:r>
+        <w:rPr>
+          <w:rFonts w:ascii="Gentium" w:hAnsi="Gentium" w:cs="Gentium"/>
+          <w:color w:val="000000"/>
+          <w:lang w:eastAsia="en-GB" w:bidi="he-IL"/>
+        </w:rPr>
+        <w:t>you</w:t>
+      </w:r>
+      <w:r>
+        <w:rPr>
+          <w:rFonts w:ascii="Gentium" w:hAnsi="Gentium" w:cs="Gentium"/>
+          <w:color w:val="000000"/>
+          <w:lang w:eastAsia="en-GB" w:bidi="he-IL"/>
+        </w:rPr>
+        <w:t xml:space="preserve"> turn to Me with your whole heart and say</w:t>
+      </w:r>
+      <w:r>
+        <w:rPr>
+          <w:rFonts w:ascii="Gentium" w:hAnsi="Gentium" w:cs="Gentium"/>
+          <w:color w:val="000000"/>
+          <w:lang w:eastAsia="en-GB" w:bidi="he-IL"/>
+        </w:rPr>
+        <w:t>,</w:t>
+      </w:r>
+      <w:r>
+        <w:rPr>
+          <w:rFonts w:ascii="Gentium" w:hAnsi="Gentium" w:cs="Gentium"/>
+          <w:color w:val="000000"/>
+          <w:lang w:eastAsia="en-GB" w:bidi="he-IL"/>
+        </w:rPr>
+        <w:t xml:space="preserve"> </w:t>
+      </w:r>
+      <w:r>
+        <w:rPr>
+          <w:rFonts w:ascii="Gentium" w:hAnsi="Gentium" w:cs="Gentium"/>
+          <w:color w:val="000000"/>
+          <w:lang w:eastAsia="en-GB" w:bidi="he-IL"/>
+        </w:rPr>
+        <w:t>“</w:t>
+      </w:r>
+      <w:r>
+        <w:rPr>
+          <w:rFonts w:ascii="Gentium" w:hAnsi="Gentium" w:cs="Gentium"/>
+          <w:color w:val="000000"/>
+          <w:lang w:eastAsia="en-GB" w:bidi="he-IL"/>
+        </w:rPr>
+        <w:t>Father,</w:t>
+      </w:r>
+      <w:r>
+        <w:rPr>
+          <w:rFonts w:ascii="Gentium" w:hAnsi="Gentium" w:cs="Gentium"/>
+          <w:color w:val="000000"/>
+          <w:lang w:eastAsia="en-GB" w:bidi="he-IL"/>
+        </w:rPr>
+        <w:t>”</w:t>
+      </w:r>
+      <w:r>
+        <w:rPr>
+          <w:rFonts w:ascii="Gentium" w:hAnsi="Gentium" w:cs="Gentium"/>
+          <w:color w:val="000000"/>
+          <w:lang w:eastAsia="en-GB" w:bidi="he-IL"/>
+        </w:rPr>
+        <w:t xml:space="preserve"> I will give ear to you as to a holy people.”</w:t>
+      </w:r>
+    </w:p>
+    <w:p>
+      <w:pPr>
+        <w:keepNext/>
+        <w:widowControl w:val="0"/>
+        <w:jc w:val="center"/>
+        <w:rPr>
+          <w:rFonts w:ascii="Gentium" w:hAnsi="Gentium" w:cs="Gentium"/>
+          <w:i/>
+          <w:iCs/>
+          <w:smallCaps/>
+          <w:sz w:val="26"/>
+          <w:szCs w:val="26"/>
+          <w:u w:val="single" w:color="00B050"/>
+        </w:rPr>
+      </w:pPr>
+      <w:r>
+        <w:rPr>
+          <w:rFonts w:ascii="Gentium" w:hAnsi="Gentium" w:cs="Gentium"/>
+          <w:i/>
+          <w:iCs/>
+          <w:smallCaps/>
+          <w:sz w:val="26"/>
+          <w:szCs w:val="26"/>
+          <w:u w:val="single" w:color="00B050"/>
         </w:rPr>
         <w:t>Clement of Alexandria, Paedagogus, 1.10.91.2</w:t>
       </w:r>
@@ -700,7 +746,7 @@
       <w:pPr>
         <w:keepNext/>
         <w:widowControl w:val="0"/>
-        <w:spacing w:before="120"/>
+        <w:spacing w:before="60"/>
         <w:jc w:val="center"/>
         <w:rPr>
           <w:rFonts w:ascii="Gentium" w:hAnsi="Gentium" w:cs="Gentium"/>
@@ -762,27 +808,27 @@
       <w:pPr>
         <w:keepNext/>
         <w:widowControl w:val="0"/>
-        <w:spacing w:before="120"/>
-        <w:jc w:val="center"/>
-        <w:rPr>
-          <w:rFonts w:ascii="Gentium" w:hAnsi="Gentium" w:cs="Gentium"/>
-          <w:i/>
-          <w:iCs/>
-          <w:smallCaps/>
-          <w:sz w:val="26"/>
-          <w:szCs w:val="26"/>
-          <w:u w:color="00B050"/>
-        </w:rPr>
-      </w:pPr>
-      <w:r>
-        <w:rPr>
-          <w:rFonts w:ascii="Gentium" w:hAnsi="Gentium" w:cs="Gentium"/>
-          <w:i/>
-          <w:iCs/>
-          <w:smallCaps/>
-          <w:sz w:val="26"/>
-          <w:szCs w:val="26"/>
-          <w:u w:color="00B050"/>
+        <w:spacing w:before="180"/>
+        <w:jc w:val="center"/>
+        <w:rPr>
+          <w:rFonts w:ascii="Gentium" w:hAnsi="Gentium" w:cs="Gentium"/>
+          <w:i/>
+          <w:iCs/>
+          <w:smallCaps/>
+          <w:sz w:val="26"/>
+          <w:szCs w:val="26"/>
+          <w:u w:val="single" w:color="00B050"/>
+        </w:rPr>
+      </w:pPr>
+      <w:r>
+        <w:rPr>
+          <w:rFonts w:ascii="Gentium" w:hAnsi="Gentium" w:cs="Gentium"/>
+          <w:i/>
+          <w:iCs/>
+          <w:smallCaps/>
+          <w:sz w:val="26"/>
+          <w:szCs w:val="26"/>
+          <w:u w:val="single" w:color="00B050"/>
         </w:rPr>
         <w:t>Clement of Alexandria, Quis dives salvetur, 39.4</w:t>
       </w:r>
@@ -791,7 +837,7 @@
       <w:pPr>
         <w:keepNext/>
         <w:widowControl w:val="0"/>
-        <w:spacing w:before="120"/>
+        <w:spacing w:before="60"/>
         <w:jc w:val="center"/>
         <w:rPr>
           <w:rFonts w:ascii="Gentium" w:hAnsi="Gentium" w:cs="Gentium"/>
@@ -846,34 +892,58 @@
           <w:color w:val="000000"/>
           <w:lang w:eastAsia="en-GB" w:bidi="he-IL"/>
         </w:rPr>
-        <w:t>Wherefore also he cries, “I will have mercy, and not sacrifice. I desire not the death, but the repentance of the sinner. Though your sins be as scarlet wool, I will make them white as snow; though they be blacker than darkness, I will wash and make them like white wool.”</w:t>
-      </w:r>
-    </w:p>
-    <w:p>
-      <w:pPr>
-        <w:keepNext/>
-        <w:widowControl w:val="0"/>
-        <w:spacing w:before="120"/>
-        <w:jc w:val="center"/>
-        <w:rPr>
-          <w:rFonts w:ascii="Gentium" w:hAnsi="Gentium" w:cs="Gentium"/>
-          <w:i/>
-          <w:iCs/>
-          <w:smallCaps/>
-          <w:sz w:val="26"/>
-          <w:szCs w:val="26"/>
-          <w:u w:color="00B050"/>
-        </w:rPr>
-      </w:pPr>
-      <w:r>
-        <w:rPr>
-          <w:rFonts w:ascii="Gentium" w:hAnsi="Gentium" w:cs="Gentium"/>
-          <w:i/>
-          <w:iCs/>
-          <w:smallCaps/>
-          <w:sz w:val="26"/>
-          <w:szCs w:val="26"/>
-          <w:u w:color="00B050"/>
+        <w:t>T</w:t>
+      </w:r>
+      <w:r>
+        <w:rPr>
+          <w:rFonts w:ascii="Gentium" w:hAnsi="Gentium" w:cs="Gentium"/>
+          <w:color w:val="000000"/>
+          <w:lang w:eastAsia="en-GB" w:bidi="he-IL"/>
+        </w:rPr>
+        <w:t>herefore</w:t>
+      </w:r>
+      <w:r>
+        <w:rPr>
+          <w:rFonts w:ascii="Gentium" w:hAnsi="Gentium" w:cs="Gentium"/>
+          <w:color w:val="000000"/>
+          <w:lang w:eastAsia="en-GB" w:bidi="he-IL"/>
+        </w:rPr>
+        <w:t>,</w:t>
+      </w:r>
+      <w:r>
+        <w:rPr>
+          <w:rFonts w:ascii="Gentium" w:hAnsi="Gentium" w:cs="Gentium"/>
+          <w:color w:val="000000"/>
+          <w:lang w:eastAsia="en-GB" w:bidi="he-IL"/>
+        </w:rPr>
+        <w:t xml:space="preserve"> also he cries, “I will have mercy, and not sacrifice. I desire not the death but the repentance of the sinner. Though your sins be as scarlet wool, I will make them white as snow; though they be blacker than darkness, I will wash and make them like white wool.”</w:t>
+      </w:r>
+    </w:p>
+    <w:p>
+      <w:pPr>
+        <w:keepNext/>
+        <w:widowControl w:val="0"/>
+        <w:spacing w:before="180"/>
+        <w:jc w:val="center"/>
+        <w:rPr>
+          <w:rFonts w:ascii="Gentium" w:hAnsi="Gentium" w:cs="Gentium"/>
+          <w:i/>
+          <w:iCs/>
+          <w:smallCaps/>
+          <w:sz w:val="26"/>
+          <w:szCs w:val="26"/>
+          <w:u w:val="single" w:color="00B050"/>
+        </w:rPr>
+      </w:pPr>
+      <w:r>
+        <w:rPr>
+          <w:rFonts w:ascii="Gentium" w:hAnsi="Gentium" w:cs="Gentium"/>
+          <w:i/>
+          <w:iCs/>
+          <w:smallCaps/>
+          <w:sz w:val="26"/>
+          <w:szCs w:val="26"/>
+          <w:u w:val="single" w:color="00B050"/>
         </w:rPr>
         <w:t>Clement of Alexandria, Stromata, 7.16.94.2</w:t>
       </w:r>
@@ -882,7 +952,7 @@
       <w:pPr>
         <w:keepNext/>
         <w:widowControl w:val="0"/>
-        <w:spacing w:before="120"/>
+        <w:spacing w:before="60"/>
         <w:jc w:val="center"/>
         <w:rPr>
           <w:rFonts w:ascii="Gentium" w:hAnsi="Gentium" w:cs="Gentium"/>
@@ -957,7 +1027,6 @@
         <w:keepNext/>
         <w:widowControl w:val="0"/>
         <w:shd w:val="clear" w:color="auto" w:fill="FFFFFF"/>
-        <w:spacing w:before="120"/>
         <w:jc w:val="center"/>
         <w:rPr>
           <w:rFonts w:ascii="Gentium" w:hAnsi="Gentium" w:cs="Gentium"/>
@@ -994,18 +1063,18 @@
           <w:smallCaps/>
           <w:sz w:val="26"/>
           <w:szCs w:val="26"/>
-          <w:u w:color="00B050"/>
-        </w:rPr>
-      </w:pPr>
-      <w:r>
-        <w:rPr>
-          <w:rFonts w:ascii="Gentium" w:hAnsi="Gentium" w:cs="Gentium"/>
-          <w:i/>
-          <w:iCs/>
-          <w:smallCaps/>
-          <w:sz w:val="26"/>
-          <w:szCs w:val="26"/>
-          <w:u w:color="00B050"/>
+          <w:u w:val="single" w:color="00B050"/>
+        </w:rPr>
+      </w:pPr>
+      <w:r>
+        <w:rPr>
+          <w:rFonts w:ascii="Gentium" w:hAnsi="Gentium" w:cs="Gentium"/>
+          <w:i/>
+          <w:iCs/>
+          <w:smallCaps/>
+          <w:sz w:val="26"/>
+          <w:szCs w:val="26"/>
+          <w:u w:val="single" w:color="00B050"/>
         </w:rPr>
         <w:t>Epiphanius, Panarion, 30.30.3</w:t>
       </w:r>
@@ -1015,7 +1084,7 @@
         <w:keepNext/>
         <w:widowControl w:val="0"/>
         <w:shd w:val="clear" w:color="auto" w:fill="FFFFFF"/>
-        <w:spacing w:before="120"/>
+        <w:spacing w:before="60"/>
         <w:jc w:val="center"/>
         <w:rPr>
           <w:rFonts w:ascii="Gentium" w:hAnsi="Gentium" w:cs="Gentium"/>
@@ -1075,29 +1144,28 @@
         <w:keepNext/>
         <w:widowControl w:val="0"/>
         <w:shd w:val="clear" w:color="auto" w:fill="FFFFFF"/>
-        <w:spacing w:before="120"/>
-        <w:jc w:val="center"/>
-        <w:rPr>
-          <w:rFonts w:ascii="Gentium" w:hAnsi="Gentium" w:cs="Gentium"/>
-          <w:i/>
-          <w:iCs/>
-          <w:smallCaps/>
-          <w:sz w:val="26"/>
-          <w:szCs w:val="26"/>
-          <w:u w:color="00B050"/>
-        </w:rPr>
-      </w:pPr>
-      <w:r>
-        <w:rPr>
-          <w:rFonts w:ascii="Gentium" w:hAnsi="Gentium" w:cs="Gentium"/>
-          <w:i/>
-          <w:iCs/>
-          <w:smallCaps/>
-          <w:sz w:val="26"/>
-          <w:szCs w:val="26"/>
-          <w:u w:color="00B050"/>
-        </w:rPr>
-        <w:lastRenderedPageBreak/>
+        <w:spacing w:before="180"/>
+        <w:jc w:val="center"/>
+        <w:rPr>
+          <w:rFonts w:ascii="Gentium" w:hAnsi="Gentium" w:cs="Gentium"/>
+          <w:i/>
+          <w:iCs/>
+          <w:smallCaps/>
+          <w:sz w:val="26"/>
+          <w:szCs w:val="26"/>
+          <w:u w:val="single" w:color="00B050"/>
+        </w:rPr>
+      </w:pPr>
+      <w:r>
+        <w:rPr>
+          <w:rFonts w:ascii="Gentium" w:hAnsi="Gentium" w:cs="Gentium"/>
+          <w:i/>
+          <w:iCs/>
+          <w:smallCaps/>
+          <w:sz w:val="26"/>
+          <w:szCs w:val="26"/>
+          <w:u w:val="single" w:color="00B050"/>
+        </w:rPr>
         <w:t>Actus Petri cum Simone, 24</w:t>
       </w:r>
     </w:p>
@@ -1106,7 +1174,7 @@
         <w:keepNext/>
         <w:widowControl w:val="0"/>
         <w:shd w:val="clear" w:color="auto" w:fill="FFFFFF"/>
-        <w:spacing w:before="120"/>
+        <w:spacing w:before="60"/>
         <w:jc w:val="center"/>
         <w:rPr>
           <w:rFonts w:ascii="Gentium" w:hAnsi="Gentium" w:cs="Gentium"/>
@@ -1165,19 +1233,20 @@
           <w:smallCaps/>
           <w:sz w:val="26"/>
           <w:szCs w:val="26"/>
-          <w:u w:color="00B050"/>
-        </w:rPr>
-      </w:pPr>
-      <w:r>
-        <w:rPr>
-          <w:rFonts w:ascii="Gentium" w:hAnsi="Gentium" w:cs="Gentium"/>
-          <w:i/>
-          <w:iCs/>
-          <w:smallCaps/>
-          <w:sz w:val="26"/>
-          <w:szCs w:val="26"/>
-          <w:u w:color="00B050"/>
-        </w:rPr>
+          <w:u w:val="single" w:color="00B050"/>
+        </w:rPr>
+      </w:pPr>
+      <w:r>
+        <w:rPr>
+          <w:rFonts w:ascii="Gentium" w:hAnsi="Gentium" w:cs="Gentium"/>
+          <w:i/>
+          <w:iCs/>
+          <w:smallCaps/>
+          <w:sz w:val="26"/>
+          <w:szCs w:val="26"/>
+          <w:u w:val="single" w:color="00B050"/>
+        </w:rPr>
+        <w:lastRenderedPageBreak/>
         <w:t>Tertullian, De carne Christi 23</w:t>
       </w:r>
     </w:p>
@@ -1186,7 +1255,7 @@
         <w:keepNext/>
         <w:widowControl w:val="0"/>
         <w:shd w:val="clear" w:color="auto" w:fill="FFFFFF"/>
-        <w:spacing w:before="120"/>
+        <w:spacing w:before="60"/>
         <w:jc w:val="center"/>
         <w:rPr>
           <w:rFonts w:ascii="Gentium" w:hAnsi="Gentium" w:cs="Gentium"/>
@@ -1239,7 +1308,23 @@
           <w:color w:val="000000"/>
           <w:lang w:eastAsia="en-GB" w:bidi="he-IL"/>
         </w:rPr>
-        <w:t xml:space="preserve">We discover, then, what the sign is which is to be spoken against – the conception and the parturition of the Virgin Mary, </w:t>
+        <w:t xml:space="preserve">We discover, then, what the sign is </w:t>
+      </w:r>
+      <w:r>
+        <w:rPr>
+          <w:rFonts w:ascii="Gentium" w:hAnsi="Gentium" w:cs="Gentium"/>
+          <w:color w:val="000000"/>
+          <w:lang w:eastAsia="en-GB" w:bidi="he-IL"/>
+        </w:rPr>
+        <w:t>that</w:t>
+      </w:r>
+      <w:r>
+        <w:rPr>
+          <w:rFonts w:ascii="Gentium" w:hAnsi="Gentium" w:cs="Gentium"/>
+          <w:color w:val="000000"/>
+          <w:lang w:eastAsia="en-GB" w:bidi="he-IL"/>
+        </w:rPr>
+        <w:t xml:space="preserve"> is to be spoken against – the conception and the parturition of the Virgin Mary, </w:t>
       </w:r>
       <w:r>
         <w:rPr>
@@ -1258,7 +1343,23 @@
           <w:color w:val="000000"/>
           <w:lang w:eastAsia="en-GB" w:bidi="he-IL"/>
         </w:rPr>
-        <w:t>concerning which these sophists say, “She a virgin and yet not a virgin bare, and yet did not bear …”</w:t>
+        <w:t xml:space="preserve">concerning which these sophists say, “She a virgin and yet not a virgin </w:t>
+      </w:r>
+      <w:r>
+        <w:rPr>
+          <w:rFonts w:ascii="Gentium" w:hAnsi="Gentium" w:cs="Gentium"/>
+          <w:color w:val="000000"/>
+          <w:lang w:eastAsia="en-GB" w:bidi="he-IL"/>
+        </w:rPr>
+        <w:t>bear</w:t>
+      </w:r>
+      <w:r>
+        <w:rPr>
+          <w:rFonts w:ascii="Gentium" w:hAnsi="Gentium" w:cs="Gentium"/>
+          <w:color w:val="000000"/>
+          <w:lang w:eastAsia="en-GB" w:bidi="he-IL"/>
+        </w:rPr>
+        <w:t>, and yet did not bear …”</w:t>
       </w:r>
     </w:p>
     <w:p>
@@ -1347,18 +1448,18 @@
           <w:smallCaps/>
           <w:sz w:val="26"/>
           <w:szCs w:val="26"/>
-          <w:u w:color="00B050"/>
-        </w:rPr>
-      </w:pPr>
-      <w:r>
-        <w:rPr>
-          <w:rFonts w:ascii="Gentium" w:hAnsi="Gentium" w:cs="Gentium"/>
-          <w:i/>
-          <w:iCs/>
-          <w:smallCaps/>
-          <w:sz w:val="26"/>
-          <w:szCs w:val="26"/>
-          <w:u w:color="00B050"/>
+          <w:u w:val="single" w:color="00B050"/>
+        </w:rPr>
+      </w:pPr>
+      <w:r>
+        <w:rPr>
+          <w:rFonts w:ascii="Gentium" w:hAnsi="Gentium" w:cs="Gentium"/>
+          <w:i/>
+          <w:iCs/>
+          <w:smallCaps/>
+          <w:sz w:val="26"/>
+          <w:szCs w:val="26"/>
+          <w:u w:val="single" w:color="00B050"/>
         </w:rPr>
         <w:t>Gregory of Nyssa, Against the Jews 3</w:t>
       </w:r>
@@ -1368,7 +1469,7 @@
         <w:keepNext/>
         <w:widowControl w:val="0"/>
         <w:shd w:val="clear" w:color="auto" w:fill="FFFFFF"/>
-        <w:spacing w:before="120"/>
+        <w:spacing w:before="60"/>
         <w:jc w:val="center"/>
         <w:rPr>
           <w:rFonts w:ascii="Gentium" w:hAnsi="Gentium" w:cs="Gentium"/>
@@ -1451,7 +1552,6 @@
         <w:keepNext/>
         <w:widowControl w:val="0"/>
         <w:shd w:val="clear" w:color="auto" w:fill="FFFFFF"/>
-        <w:spacing w:before="120"/>
         <w:jc w:val="center"/>
         <w:rPr>
           <w:rFonts w:ascii="Gentium" w:hAnsi="Gentium" w:cs="Gentium"/>
@@ -1488,18 +1588,19 @@
           <w:smallCaps/>
           <w:sz w:val="28"/>
           <w:szCs w:val="28"/>
-          <w:lang w:eastAsia="en-GB" w:bidi="he-IL"/>
-        </w:rPr>
-      </w:pPr>
-      <w:r>
-        <w:rPr>
-          <w:rFonts w:ascii="Gentium" w:hAnsi="Gentium" w:cs="Gentium"/>
-          <w:i/>
-          <w:iCs/>
-          <w:smallCaps/>
-          <w:sz w:val="26"/>
-          <w:szCs w:val="26"/>
-          <w:u w:color="00B050"/>
+          <w:u w:val="single"/>
+          <w:lang w:eastAsia="en-GB" w:bidi="he-IL"/>
+        </w:rPr>
+      </w:pPr>
+      <w:r>
+        <w:rPr>
+          <w:rFonts w:ascii="Gentium" w:hAnsi="Gentium" w:cs="Gentium"/>
+          <w:i/>
+          <w:iCs/>
+          <w:smallCaps/>
+          <w:sz w:val="26"/>
+          <w:szCs w:val="26"/>
+          <w:u w:val="single" w:color="00B050"/>
         </w:rPr>
         <w:t>Justin Martyr, Dialogue with Trypho, 47.5</w:t>
       </w:r>
@@ -1565,18 +1666,18 @@
           <w:smallCaps/>
           <w:sz w:val="26"/>
           <w:szCs w:val="26"/>
-          <w:u w:color="00B050"/>
-        </w:rPr>
-      </w:pPr>
-      <w:r>
-        <w:rPr>
-          <w:rFonts w:ascii="Gentium" w:hAnsi="Gentium" w:cs="Gentium"/>
-          <w:i/>
-          <w:iCs/>
-          <w:smallCaps/>
-          <w:sz w:val="26"/>
-          <w:szCs w:val="26"/>
-          <w:u w:color="00B050"/>
+          <w:u w:val="single" w:color="00B050"/>
+        </w:rPr>
+      </w:pPr>
+      <w:r>
+        <w:rPr>
+          <w:rFonts w:ascii="Gentium" w:hAnsi="Gentium" w:cs="Gentium"/>
+          <w:i/>
+          <w:iCs/>
+          <w:smallCaps/>
+          <w:sz w:val="26"/>
+          <w:szCs w:val="26"/>
+          <w:u w:val="single" w:color="00B050"/>
         </w:rPr>
         <w:t>Clement of Alexandria, Quis dives salvetur 40.2</w:t>
       </w:r>
@@ -1586,7 +1687,7 @@
         <w:keepNext/>
         <w:widowControl w:val="0"/>
         <w:shd w:val="clear" w:color="auto" w:fill="FFFFFF"/>
-        <w:spacing w:before="120"/>
+        <w:spacing w:before="60"/>
         <w:jc w:val="center"/>
         <w:rPr>
           <w:rFonts w:ascii="Gentium" w:hAnsi="Gentium" w:cs="Gentium"/>
@@ -1659,7 +1760,6 @@
         <w:keepNext/>
         <w:widowControl w:val="0"/>
         <w:shd w:val="clear" w:color="auto" w:fill="FFFFFF"/>
-        <w:spacing w:before="120"/>
         <w:jc w:val="center"/>
         <w:rPr>
           <w:rFonts w:ascii="Gentium" w:hAnsi="Gentium" w:cs="Gentium"/>
@@ -1679,7 +1779,6 @@
           <w:szCs w:val="28"/>
           <w:lang w:eastAsia="en-GB" w:bidi="he-IL"/>
         </w:rPr>
-        <w:lastRenderedPageBreak/>
         <w:t>Fragment 5</w:t>
       </w:r>
     </w:p>
@@ -1689,6 +1788,36 @@
         <w:widowControl w:val="0"/>
         <w:shd w:val="clear" w:color="auto" w:fill="FFFFFF"/>
         <w:spacing w:before="120"/>
+        <w:jc w:val="center"/>
+        <w:rPr>
+          <w:rFonts w:ascii="Gentium" w:hAnsi="Gentium" w:cs="Gentium"/>
+          <w:i/>
+          <w:iCs/>
+          <w:smallCaps/>
+          <w:sz w:val="26"/>
+          <w:szCs w:val="26"/>
+          <w:u w:color="00B050"/>
+        </w:rPr>
+      </w:pPr>
+      <w:r>
+        <w:rPr>
+          <w:rFonts w:ascii="Gentium" w:hAnsi="Gentium" w:cs="Gentium"/>
+          <w:i/>
+          <w:iCs/>
+          <w:smallCaps/>
+          <w:sz w:val="26"/>
+          <w:szCs w:val="26"/>
+          <w:u w:color="00B050"/>
+        </w:rPr>
+        <w:t>Clement of Alexandria, Paedagogus 1.9.84.2–3</w:t>
+      </w:r>
+    </w:p>
+    <w:p>
+      <w:pPr>
+        <w:keepNext/>
+        <w:widowControl w:val="0"/>
+        <w:shd w:val="clear" w:color="auto" w:fill="FFFFFF"/>
+        <w:spacing w:before="60"/>
         <w:jc w:val="center"/>
         <w:rPr>
           <w:rFonts w:ascii="Gentium" w:hAnsi="Gentium" w:cs="Gentium"/>
@@ -1705,12 +1834,12 @@
           <w:rFonts w:ascii="Gentium" w:hAnsi="Gentium" w:cs="Gentium"/>
           <w:i/>
           <w:iCs/>
-          <w:smallCaps/>
+          <w:color w:val="7030A0"/>
           <w:sz w:val="26"/>
           <w:szCs w:val="26"/>
           <w:u w:color="00B050"/>
         </w:rPr>
-        <w:t>Clement of Alexandria, Paedagogus 1.9.84.2–3</w:t>
+        <w:t>[Translation is that of William Wilson, 1895.]</w:t>
       </w:r>
     </w:p>
     <w:p>
